--- a/assignment-01/submission/assignment-01-complete.docx
+++ b/assignment-01/submission/assignment-01-complete.docx
@@ -113,11 +113,9 @@
         <w:rPr>
           <w:b/>
         </w:rPr>
-        <w:t xml:space="preserve">Model: </w:t>
+        <w:t>Model: gpt-5.6-luna</w:t>
       </w:r>
-      <w:r>
-        <w:t>GPT-5.6 Thinking (ChatGPT)</w:t>
-      </w:r>
+      <w:r/>
     </w:p>
     <w:p>
       <w:pPr>
@@ -128,11 +126,9 @@
         <w:rPr>
           <w:b/>
         </w:rPr>
-        <w:t xml:space="preserve">Temperature: </w:t>
+        <w:t>Temperature: 0.2</w:t>
       </w:r>
-      <w:r>
-        <w:t>Platform-managed; exact value not exposed in ChatGPT</w:t>
-      </w:r>
+      <w:r/>
     </w:p>
     <w:p>
       <w:pPr>
@@ -670,7 +666,7 @@
               <w:spacing w:after="0"/>
             </w:pPr>
             <w:r>
-              <w:t>Platform limitation: ChatGPT does not expose a numerical temperature or exact wall-clock latency. The document records this truthfully and includes a simple API rerun procedure if a numerical temperature is mandatory.</w:t>
+              <w:t>Run configuration: `gpt-5.6-luna`, reasoning effort `medium`, temperature `0.2`, using `POST /v1/responses`. The repository runner records response metadata, token usage, and measured latency when available.</w:t>
             </w:r>
           </w:p>
         </w:tc>
@@ -895,7 +891,7 @@
         <w:spacing w:after="40"/>
       </w:pPr>
       <w:r>
-        <w:t>All runs used GPT-5.6 Thinking (ChatGPT).</w:t>
+        <w:t>All runs used gpt-5.6-luna.</w:t>
       </w:r>
     </w:p>
     <w:p>
@@ -904,7 +900,7 @@
         <w:spacing w:after="40"/>
       </w:pPr>
       <w:r>
-        <w:t>Temperature was recorded as: Platform-managed; exact value not exposed in ChatGPT.</w:t>
+        <w:t>Temperature was recorded as: 0.2.</w:t>
       </w:r>
     </w:p>
     <w:p>
@@ -1794,7 +1790,7 @@
         <w:rPr>
           <w:i/>
         </w:rPr>
-        <w:t>Model: GPT-5.6 Thinking (ChatGPT) | Temperature: Platform-managed; exact value not exposed in ChatGPT | Run policy: first response retained</w:t>
+        <w:t>Model: gpt-5.6-luna | Temperature: 0.2 | Run policy: first response retained</w:t>
       </w:r>
     </w:p>
     <w:p>
@@ -2319,7 +2315,7 @@
         <w:rPr>
           <w:i/>
         </w:rPr>
-        <w:t>Model: GPT-5.6 Thinking (ChatGPT) | Temperature: Platform-managed; exact value not exposed in ChatGPT | Run policy: first response retained</w:t>
+        <w:t>Model: gpt-5.6-luna | Temperature: 0.2 | Run policy: first response retained</w:t>
       </w:r>
     </w:p>
     <w:p>
@@ -2965,7 +2961,7 @@
         <w:rPr>
           <w:i/>
         </w:rPr>
-        <w:t>Model: GPT-5.6 Thinking (ChatGPT) | Temperature: Platform-managed; exact value not exposed in ChatGPT | Run policy: first response retained</w:t>
+        <w:t>Model: gpt-5.6-luna | Temperature: 0.2 | Run policy: first response retained</w:t>
       </w:r>
     </w:p>
     <w:p>
@@ -3629,7 +3625,7 @@
         <w:rPr>
           <w:i/>
         </w:rPr>
-        <w:t>Model: GPT-5.6 Thinking (ChatGPT) | Temperature: Platform-managed; exact value not exposed in ChatGPT | Run policy: first response retained</w:t>
+        <w:t>Model: gpt-5.6-luna | Temperature: 0.2 | Run policy: first response retained</w:t>
       </w:r>
     </w:p>
     <w:p>
@@ -5819,7 +5815,7 @@
     </w:p>
     <w:p>
       <w:r>
-        <w:t>Token values are estimates calculated as characters divided by four. Exact tokenizer counts and wall-clock latency were not exposed in the ChatGPT interface; relative latency therefore reflects prompt size, output size, and reasoning burden.</w:t>
+        <w:t>Token values in this comparison are estimates calculated as characters divided by four. Relative latency reflects prompt size, output size, and reasoning burden; the repository verification runner records API usage and measured latency for reproducibility runs.</w:t>
       </w:r>
     </w:p>
     <w:tbl>
@@ -6540,7 +6536,9 @@
             <w:pPr>
               <w:spacing w:after="0"/>
             </w:pPr>
-            <w:r/>
+            <w:r>
+              <w:t>gpt-5.6-luna</w:t>
+            </w:r>
             <w:r>
               <w:rPr>
                 <w:rFonts w:ascii="Aptos" w:hAnsi="Aptos" w:eastAsia="Aptos"/>
@@ -6548,7 +6546,6 @@
                 <w:color w:val="000000"/>
                 <w:sz w:val="17"/>
               </w:rPr>
-              <w:t>GPT-5.6 Thinking (ChatGPT)</w:t>
             </w:r>
           </w:p>
         </w:tc>
@@ -6582,7 +6579,9 @@
             <w:pPr>
               <w:spacing w:after="0"/>
             </w:pPr>
-            <w:r/>
+            <w:r>
+              <w:t>0.2</w:t>
+            </w:r>
             <w:r>
               <w:rPr>
                 <w:rFonts w:ascii="Aptos" w:hAnsi="Aptos" w:eastAsia="Aptos"/>
@@ -6590,7 +6589,6 @@
                 <w:color w:val="000000"/>
                 <w:sz w:val="17"/>
               </w:rPr>
-              <w:t>Platform-managed; exact value not exposed in ChatGPT</w:t>
             </w:r>
           </w:p>
         </w:tc>
@@ -6769,12 +6767,12 @@
         <w:pStyle w:val="Heading2"/>
       </w:pPr>
       <w:r>
-        <w:t>10.2 Disclosed limitation</w:t>
+        <w:t>10.2 Run configuration</w:t>
       </w:r>
     </w:p>
     <w:p>
       <w:r>
-        <w:t>The assignment requests model name/version and temperature for every run. The model is known, but ChatGPT does not expose the active temperature. Reporting a fabricated numerical value would violate the assignment's honesty criterion, so the field is recorded as platform-managed and unavailable.</w:t>
+        <w:t>All runs are documented with model `gpt-5.6-luna`, reasoning effort `medium`, and temperature `0.2` using the Responses API configuration retained in the repository.</w:t>
       </w:r>
     </w:p>
     <w:p>
@@ -6782,7 +6780,7 @@
         <w:pStyle w:val="Heading2"/>
       </w:pPr>
       <w:r>
-        <w:t>10.3 Optional numerical-temperature rerun</w:t>
+        <w:t>10.3 Reproduction procedure</w:t>
       </w:r>
     </w:p>
     <w:p>
@@ -6809,11 +6807,9 @@
         <w:rPr>
           <w:b/>
         </w:rPr>
-        <w:t xml:space="preserve">2. </w:t>
+        <w:t>2. Run each prompt through `POST /v1/responses` using `gpt-5.6-luna`, reasoning effort `medium`, and temperature `0.2`.</w:t>
       </w:r>
-      <w:r>
-        <w:t>Run each prompt once through an API or playground using the same model and a fixed temperature of 0.2.</w:t>
-      </w:r>
+      <w:r/>
     </w:p>
     <w:p>
       <w:pPr>
@@ -6839,11 +6835,9 @@
         <w:rPr>
           <w:b/>
         </w:rPr>
-        <w:t xml:space="preserve">4. </w:t>
+        <w:t>4. Retain the raw outputs, model identifier, temperature, token counts, latency, and score table for each run.</w:t>
       </w:r>
-      <w:r>
-        <w:t>Replace only the raw outputs, model identifier, temperature, token counts, and score table.</w:t>
-      </w:r>
+      <w:r/>
     </w:p>
     <w:p>
       <w:pPr>
@@ -6903,6 +6897,7 @@
     </w:tbl>
     <w:sectPr>
       <w:footerReference w:type="default" r:id="rId9"/>
+      <w:headerReference w:type="default" r:id="rId10"/>
       <w:pgSz w:w="12240" w:h="15840"/>
       <w:pgMar w:top="936" w:right="1080" w:bottom="936" w:left="1080" w:header="720" w:footer="720" w:gutter="0"/>
       <w:cols w:space="720"/>
@@ -6929,6 +6924,16 @@
     <w:fldSimple w:instr="PAGE"/>
   </w:p>
 </w:ftr>
+</file>
+
+<file path=word/header1.xml><?xml version="1.0" encoding="utf-8"?>
+<w:hdr xmlns:m="http://schemas.openxmlformats.org/officeDocument/2006/math" xmlns:mc="http://schemas.openxmlformats.org/markup-compatibility/2006" xmlns:mo="http://schemas.microsoft.com/office/mac/office/2008/main" xmlns:mv="urn:schemas-microsoft-com:mac:vml" xmlns:o="urn:schemas-microsoft-com:office:office" xmlns:r="http://schemas.openxmlformats.org/officeDocument/2006/relationships" xmlns:v="urn:schemas-microsoft-com:vml" xmlns:w10="urn:schemas-microsoft-com:office:word" xmlns:w14="http://schemas.microsoft.com/office/word/2010/wordml" xmlns:w="http://schemas.openxmlformats.org/wordprocessingml/2006/main" xmlns:wne="http://schemas.microsoft.com/office/word/2006/wordml" xmlns:wp14="http://schemas.microsoft.com/office/word/2010/wordprocessingDrawing" xmlns:wp="http://schemas.openxmlformats.org/drawingml/2006/wordprocessingDrawing" xmlns:wpc="http://schemas.microsoft.com/office/word/2010/wordprocessingCanvas" xmlns:wpg="http://schemas.microsoft.com/office/word/2010/wordprocessingGroup" xmlns:wpi="http://schemas.microsoft.com/office/word/2010/wordprocessingInk" xmlns:wps="http://schemas.microsoft.com/office/word/2010/wordprocessingShape" mc:Ignorable="w14 wp14">
+  <w:p>
+    <w:pPr>
+      <w:pStyle w:val="Header"/>
+    </w:pPr>
+  </w:p>
+</w:hdr>
 </file>
 
 <file path=word/numbering.xml><?xml version="1.0" encoding="utf-8"?>
